--- a/rapports/2026-06-06/EQ35/EQ35_sup_v2/DR_021204020046/79-49-17-68.docx
+++ b/rapports/2026-06-06/EQ35/EQ35_sup_v2/DR_021204020046/79-49-17-68.docx
@@ -297,7 +297,7 @@
           <w:color w:val="1F6FEB"/>
           <w:sz w:val="22"/>
         </w:rPr>
-        <w:t>⚠ INCOHÉRENCES À CORRIGER (63)</w:t>
+        <w:t>⚠ INCOHÉRENCES À CORRIGER (61)</w:t>
       </w:r>
     </w:p>
     <w:tbl>
@@ -814,7 +814,7 @@
                 <w:color w:val="16A34A"/>
                 <w:sz w:val="16"/>
               </w:rPr>
-              <w:t>—</w:t>
+              <w:t>s01q32, s01q36, s01q38, s04q37_modif, s02q33, s02q34, s01q00b</w:t>
             </w:r>
           </w:p>
         </w:tc>
@@ -845,7 +845,7 @@
                 <w:i w:val="0"/>
                 <w:sz w:val="17"/>
               </w:rPr>
-              <w:t>Incohérence!!! seulement les écoles privées paient les frais de scolarité (y compris les frais d'inscription).</w:t>
+              <w:t>Peu probable!!! Vu l'âge (23 ans) de AMINATA SANE ou l'année à laquelle AMINATA SANE a fréquenté l'école pour la dernière fois (2021) le dernier diplome de AMINATA SANE ne peut être le Certificat d'études primaires (CEP), prière de corriger cette incohérence ou confirmer avec le QG.</w:t>
             </w:r>
           </w:p>
         </w:tc>
@@ -878,7 +878,7 @@
                 <w:i w:val="0"/>
                 <w:sz w:val="16"/>
               </w:rPr>
-              <w:t>S02</w:t>
+              <w:t>S11</w:t>
               <w:br/>
             </w:r>
             <w:r>
@@ -888,7 +888,7 @@
                 <w:color w:val="64748B"/>
                 <w:sz w:val="14"/>
               </w:rPr>
-              <w:t>Éducation</w:t>
+              <w:t>Logement / cadre de vie</w:t>
             </w:r>
           </w:p>
         </w:tc>
@@ -904,7 +904,7 @@
                 <w:color w:val="16A34A"/>
                 <w:sz w:val="16"/>
               </w:rPr>
-              <w:t>s01q32, s01q36, s01q38, s04q37_modif, s02q33, s02q34, s01q00b</w:t>
+              <w:t>—</w:t>
             </w:r>
           </w:p>
         </w:tc>
@@ -935,7 +935,7 @@
                 <w:i w:val="0"/>
                 <w:sz w:val="17"/>
               </w:rPr>
-              <w:t>Peu probable!!! Vu l'âge (23 ans) de AMINATA SANE ou l'année à laquelle AMINATA SANE a fréquenté l'école pour la dernière fois (2021) le dernier diplome de AMINATA SANE ne peut être le Certificat d'études primaires (CEP), prière de corriger cette incohérence ou confirmer avec le QG.</w:t>
+              <w:t>Incoherence!! Le ménage a depensé .</w:t>
             </w:r>
           </w:p>
         </w:tc>
@@ -994,7 +994,7 @@
                 <w:color w:val="16A34A"/>
                 <w:sz w:val="16"/>
               </w:rPr>
-              <w:t>—</w:t>
+              <w:t>s01q29, s01q31, s04q24, s00q04, s11q21, s09fq03, s09fq011</w:t>
             </w:r>
           </w:p>
         </w:tc>
@@ -1025,7 +1025,7 @@
                 <w:i w:val="0"/>
                 <w:sz w:val="17"/>
               </w:rPr>
-              <w:t>Incoherence!! Le ménage a depensé .</w:t>
+              <w:t>FCFA dans Frais de connexion au réseau de distribution d'eau mais dit ne pas être connecté à un réseau d'eau courante, prière de corriger cette incoherence</w:t>
             </w:r>
           </w:p>
         </w:tc>
@@ -1040,10 +1040,10 @@
               <w:rPr>
                 <w:b/>
                 <w:i w:val="0"/>
-                <w:color w:val="DC2626"/>
+                <w:color w:val="EA580C"/>
                 <w:sz w:val="16"/>
               </w:rPr>
-              <w:t>Haute</w:t>
+              <w:t>Moyenne</w:t>
             </w:r>
           </w:p>
         </w:tc>
@@ -1058,7 +1058,7 @@
                 <w:i w:val="0"/>
                 <w:sz w:val="16"/>
               </w:rPr>
-              <w:t>S11</w:t>
+              <w:t>S00</w:t>
               <w:br/>
             </w:r>
             <w:r>
@@ -1068,7 +1068,7 @@
                 <w:color w:val="64748B"/>
                 <w:sz w:val="14"/>
               </w:rPr>
-              <w:t>Logement / cadre de vie</w:t>
+              <w:t>Identification</w:t>
             </w:r>
           </w:p>
         </w:tc>
@@ -1084,7 +1084,7 @@
                 <w:color w:val="16A34A"/>
                 <w:sz w:val="16"/>
               </w:rPr>
-              <w:t>s01q29, s01q31, s04q24, s00q04, s11q21, s09fq03, s09fq011</w:t>
+              <w:t>s00q27</w:t>
             </w:r>
           </w:p>
         </w:tc>
@@ -1115,7 +1115,7 @@
                 <w:i w:val="0"/>
                 <w:sz w:val="17"/>
               </w:rPr>
-              <w:t>FCFA dans Frais de connexion au réseau de distribution d'eau mais dit ne pas être connecté à un réseau d'eau courante, prière de corriger cette incoherence</w:t>
+              <w:t>Le questionnaire semble ne pas être complètement fini mais le questionnaire est en statut complet, prière de compléter le questionnaire.</w:t>
             </w:r>
           </w:p>
         </w:tc>
@@ -1174,7 +1174,7 @@
                 <w:color w:val="16A34A"/>
                 <w:sz w:val="16"/>
               </w:rPr>
-              <w:t>s00q27</w:t>
+              <w:t>—</w:t>
             </w:r>
           </w:p>
         </w:tc>
@@ -1205,7 +1205,7 @@
                 <w:i w:val="0"/>
                 <w:sz w:val="17"/>
               </w:rPr>
-              <w:t>Le questionnaire semble ne pas être complètement fini mais le questionnaire est en statut complet, prière de compléter le questionnaire.</w:t>
+              <w:t>L'adresse ou la localisation du ménage doit être bien renseignée, ne doit pas contenir des numéros de téléphone et elle semble courte pour être une adresse.</w:t>
             </w:r>
           </w:p>
         </w:tc>
@@ -1295,7 +1295,7 @@
                 <w:i w:val="0"/>
                 <w:sz w:val="17"/>
               </w:rPr>
-              <w:t>L'adresse ou la localisation du ménage doit être bien renseignée, ne doit pas contenir des numéros de téléphone et elle semble courte pour être une adresse.</w:t>
+              <w:t>Prière de renseigner la bonne adresse.</w:t>
             </w:r>
           </w:p>
         </w:tc>
@@ -1328,7 +1328,7 @@
                 <w:i w:val="0"/>
                 <w:sz w:val="16"/>
               </w:rPr>
-              <w:t>S00</w:t>
+              <w:t>S01</w:t>
               <w:br/>
             </w:r>
             <w:r>
@@ -1338,7 +1338,7 @@
                 <w:color w:val="64748B"/>
                 <w:sz w:val="14"/>
               </w:rPr>
-              <w:t>Identification</w:t>
+              <w:t>Démographie</w:t>
             </w:r>
           </w:p>
         </w:tc>
@@ -1385,187 +1385,7 @@
                 <w:i w:val="0"/>
                 <w:sz w:val="17"/>
               </w:rPr>
-              <w:t>Prière de renseigner la bonne adresse.</w:t>
-            </w:r>
-          </w:p>
-        </w:tc>
-      </w:tr>
-      <w:tr>
-        <w:tc>
-          <w:tcPr>
-            <w:tcW w:type="dxa" w:w="964"/>
-          </w:tcPr>
-          <w:p>
-            <w:r>
-              <w:rPr>
-                <w:b/>
-                <w:i w:val="0"/>
-                <w:color w:val="EA580C"/>
-                <w:sz w:val="16"/>
-              </w:rPr>
-              <w:t>Moyenne</w:t>
-            </w:r>
-          </w:p>
-        </w:tc>
-        <w:tc>
-          <w:tcPr>
-            <w:tcW w:type="dxa" w:w="1247"/>
-          </w:tcPr>
-          <w:p>
-            <w:r>
-              <w:rPr>
-                <w:b/>
-                <w:i w:val="0"/>
-                <w:sz w:val="16"/>
-              </w:rPr>
-              <w:t>S01</w:t>
-              <w:br/>
-            </w:r>
-            <w:r>
-              <w:rPr>
-                <w:b w:val="0"/>
-                <w:i w:val="0"/>
-                <w:color w:val="64748B"/>
-                <w:sz w:val="14"/>
-              </w:rPr>
-              <w:t>Démographie</w:t>
-            </w:r>
-          </w:p>
-        </w:tc>
-        <w:tc>
-          <w:tcPr>
-            <w:tcW w:type="dxa" w:w="1531"/>
-          </w:tcPr>
-          <w:p>
-            <w:r>
-              <w:rPr>
-                <w:b/>
-                <w:i w:val="0"/>
-                <w:color w:val="16A34A"/>
-                <w:sz w:val="16"/>
-              </w:rPr>
-              <w:t>—</w:t>
-            </w:r>
-          </w:p>
-        </w:tc>
-        <w:tc>
-          <w:tcPr>
-            <w:tcW w:type="dxa" w:w="1191"/>
-          </w:tcPr>
-          <w:p>
-            <w:r>
-              <w:rPr>
-                <w:b w:val="0"/>
-                <w:i w:val="0"/>
-                <w:color w:val="64748B"/>
-                <w:sz w:val="16"/>
-              </w:rPr>
-              <w:t>GT-CQ</w:t>
-            </w:r>
-          </w:p>
-        </w:tc>
-        <w:tc>
-          <w:tcPr>
-            <w:tcW w:type="dxa" w:w="4706"/>
-          </w:tcPr>
-          <w:p>
-            <w:r>
-              <w:rPr>
-                <w:b w:val="0"/>
-                <w:i w:val="0"/>
-                <w:sz w:val="17"/>
-              </w:rPr>
               <w:t>Prière de verifier l'information donnée par DJIBRIL BADJI ou corriger au niveau de la section 1.</w:t>
-            </w:r>
-          </w:p>
-        </w:tc>
-      </w:tr>
-      <w:tr>
-        <w:tc>
-          <w:tcPr>
-            <w:tcW w:type="dxa" w:w="964"/>
-          </w:tcPr>
-          <w:p>
-            <w:r>
-              <w:rPr>
-                <w:b/>
-                <w:i w:val="0"/>
-                <w:color w:val="EA580C"/>
-                <w:sz w:val="16"/>
-              </w:rPr>
-              <w:t>Moyenne</w:t>
-            </w:r>
-          </w:p>
-        </w:tc>
-        <w:tc>
-          <w:tcPr>
-            <w:tcW w:type="dxa" w:w="1247"/>
-          </w:tcPr>
-          <w:p>
-            <w:r>
-              <w:rPr>
-                <w:b/>
-                <w:i w:val="0"/>
-                <w:sz w:val="16"/>
-              </w:rPr>
-              <w:t>S02</w:t>
-              <w:br/>
-            </w:r>
-            <w:r>
-              <w:rPr>
-                <w:b w:val="0"/>
-                <w:i w:val="0"/>
-                <w:color w:val="64748B"/>
-                <w:sz w:val="14"/>
-              </w:rPr>
-              <w:t>Éducation</w:t>
-            </w:r>
-          </w:p>
-        </w:tc>
-        <w:tc>
-          <w:tcPr>
-            <w:tcW w:type="dxa" w:w="1531"/>
-          </w:tcPr>
-          <w:p>
-            <w:r>
-              <w:rPr>
-                <w:b/>
-                <w:i w:val="0"/>
-                <w:color w:val="16A34A"/>
-                <w:sz w:val="16"/>
-              </w:rPr>
-              <w:t>—</w:t>
-            </w:r>
-          </w:p>
-        </w:tc>
-        <w:tc>
-          <w:tcPr>
-            <w:tcW w:type="dxa" w:w="1191"/>
-          </w:tcPr>
-          <w:p>
-            <w:r>
-              <w:rPr>
-                <w:b w:val="0"/>
-                <w:i w:val="0"/>
-                <w:color w:val="64748B"/>
-                <w:sz w:val="16"/>
-              </w:rPr>
-              <w:t>GT-CQ</w:t>
-            </w:r>
-          </w:p>
-        </w:tc>
-        <w:tc>
-          <w:tcPr>
-            <w:tcW w:type="dxa" w:w="4706"/>
-          </w:tcPr>
-          <w:p>
-            <w:r>
-              <w:rPr>
-                <w:b w:val="0"/>
-                <w:i w:val="0"/>
-                <w:sz w:val="17"/>
-              </w:rPr>
-              <w:t>veuillez, s'il vous plait, confirmer les frais de scolarité ( 2000 FCFA) payée de ISSA DRAME avec le QG ou apporter les corrections nécessaires.</w:t>
             </w:r>
           </w:p>
         </w:tc>
